--- a/viviamo-venticano-testi.docx
+++ b/viviamo-venticano-testi.docx
@@ -1224,6 +1224,57 @@
           <w:b/>
           <w:bCs/>
         </w:rPr>
+        <w:t xml:space="preserve">Mercoledì 26</w:t>
+      </w:r>
+      <w:r>
+        <w:t xml:space="preserve"> </w:t>
+      </w:r>
+      <w:r>
+        <w:t xml:space="preserve">| Ore 21:00 – Cavea Teatrale</w:t>
+      </w:r>
+      <w:r>
+        <w:t xml:space="preserve"> </w:t>
+      </w:r>
+      <w:r>
+        <w:rPr>
+          <w:b/>
+          <w:bCs/>
+        </w:rPr>
+        <w:t xml:space="preserve">Spettacolo Teatrale</w:t>
+      </w:r>
+      <w:r>
+        <w:t xml:space="preserve"> </w:t>
+      </w:r>
+      <w:r>
+        <w:t xml:space="preserve">–</w:t>
+      </w:r>
+      <w:r>
+        <w:t xml:space="preserve"> </w:t>
+      </w:r>
+      <w:r>
+        <w:rPr>
+          <w:i/>
+          <w:iCs/>
+        </w:rPr>
+        <w:t xml:space="preserve">Spettacolo a pagamento (in via di definizione)</w:t>
+      </w:r>
+      <w:r>
+        <w:t xml:space="preserve">.</w:t>
+      </w:r>
+    </w:p>
+    <w:p>
+      <w:pPr>
+        <w:pStyle w:val="Compact"/>
+        <w:numPr>
+          <w:ilvl w:val="1"/>
+          <w:numId w:val="1009"/>
+        </w:numPr>
+      </w:pPr>
+      <w:r>
+        <w:rPr>
+          <w:b/>
+          <w:bCs/>
+        </w:rPr>
         <w:t xml:space="preserve">Venerdì 28</w:t>
       </w:r>
       <w:r>
@@ -1926,7 +1977,7 @@
           <w:b/>
           <w:bCs/>
         </w:rPr>
-        <w:t xml:space="preserve">Contatti Comune di Venticano:</w:t>
+        <w:t xml:space="preserve">Biglietti e Abbonamenti Teatro:</w:t>
       </w:r>
     </w:p>
     <w:p>
@@ -1942,13 +1993,13 @@
           <w:b/>
           <w:bCs/>
         </w:rPr>
-        <w:t xml:space="preserve">Indirizzo:</w:t>
-      </w:r>
-      <w:r>
-        <w:t xml:space="preserve"> </w:t>
-      </w:r>
-      <w:r>
-        <w:t xml:space="preserve">Piazza Monumento ai Caduti, 1 – 83030 Venticano (AV)</w:t>
+        <w:t xml:space="preserve">Abbonamento Venticano Teatro Festival</w:t>
+      </w:r>
+      <w:r>
+        <w:t xml:space="preserve"> </w:t>
+      </w:r>
+      <w:r>
+        <w:t xml:space="preserve">(tutti gli spettacoli a pagamento): € 33,00 + € 2,00 prev. = € 35,00</w:t>
       </w:r>
     </w:p>
     <w:p>
@@ -1964,57 +2015,105 @@
           <w:b/>
           <w:bCs/>
         </w:rPr>
-        <w:t xml:space="preserve">Sito Web:</w:t>
-      </w:r>
-      <w:r>
-        <w:t xml:space="preserve"> </w:t>
-      </w:r>
-      <w:r>
-        <w:t xml:space="preserve">[Link Sito Comune]</w:t>
-      </w:r>
-    </w:p>
-    <w:p>
-      <w:pPr>
-        <w:pStyle w:val="Compact"/>
-        <w:numPr>
-          <w:ilvl w:val="1"/>
-          <w:numId w:val="1014"/>
-        </w:numPr>
-      </w:pPr>
-      <w:r>
-        <w:rPr>
-          <w:b/>
-          <w:bCs/>
-        </w:rPr>
-        <w:t xml:space="preserve">E-mail:</w:t>
-      </w:r>
-      <w:r>
-        <w:t xml:space="preserve"> </w:t>
-      </w:r>
-      <w:r>
-        <w:t xml:space="preserve">[Indirizzo E-mail]</w:t>
-      </w:r>
-    </w:p>
-    <w:p>
-      <w:pPr>
-        <w:pStyle w:val="Compact"/>
-        <w:numPr>
-          <w:ilvl w:val="1"/>
-          <w:numId w:val="1014"/>
-        </w:numPr>
-      </w:pPr>
-      <w:r>
-        <w:rPr>
-          <w:b/>
-          <w:bCs/>
-        </w:rPr>
-        <w:t xml:space="preserve">Telefono:</w:t>
-      </w:r>
-      <w:r>
-        <w:t xml:space="preserve"> </w:t>
-      </w:r>
-      <w:r>
-        <w:t xml:space="preserve">[Numero Telefono]</w:t>
+        <w:t xml:space="preserve">Biglietto Singolo:</w:t>
+      </w:r>
+    </w:p>
+    <w:p>
+      <w:pPr>
+        <w:pStyle w:val="Compact"/>
+        <w:numPr>
+          <w:ilvl w:val="2"/>
+          <w:numId w:val="1015"/>
+        </w:numPr>
+      </w:pPr>
+      <w:r>
+        <w:rPr>
+          <w:b/>
+          <w:bCs/>
+        </w:rPr>
+        <w:t xml:space="preserve">Paolo Caizzo</w:t>
+      </w:r>
+      <w:r>
+        <w:t xml:space="preserve"> </w:t>
+      </w:r>
+      <w:r>
+        <w:t xml:space="preserve">(18 Luglio) /</w:t>
+      </w:r>
+      <w:r>
+        <w:t xml:space="preserve"> </w:t>
+      </w:r>
+      <w:r>
+        <w:rPr>
+          <w:b/>
+          <w:bCs/>
+        </w:rPr>
+        <w:t xml:space="preserve">Maurizio Casagrande</w:t>
+      </w:r>
+      <w:r>
+        <w:t xml:space="preserve"> </w:t>
+      </w:r>
+      <w:r>
+        <w:t xml:space="preserve">(6 Settembre) /</w:t>
+      </w:r>
+      <w:r>
+        <w:t xml:space="preserve"> </w:t>
+      </w:r>
+      <w:r>
+        <w:rPr>
+          <w:b/>
+          <w:bCs/>
+        </w:rPr>
+        <w:t xml:space="preserve">Spettacolo del 26 Agosto</w:t>
+      </w:r>
+      <w:r>
+        <w:t xml:space="preserve">: € 11,00 + € 1,00 prev. = € 12,00</w:t>
+      </w:r>
+    </w:p>
+    <w:p>
+      <w:pPr>
+        <w:pStyle w:val="Compact"/>
+        <w:numPr>
+          <w:ilvl w:val="2"/>
+          <w:numId w:val="1015"/>
+        </w:numPr>
+      </w:pPr>
+      <w:r>
+        <w:rPr>
+          <w:b/>
+          <w:bCs/>
+        </w:rPr>
+        <w:t xml:space="preserve">Gran Galà dell’Opera Lirica</w:t>
+      </w:r>
+      <w:r>
+        <w:t xml:space="preserve"> </w:t>
+      </w:r>
+      <w:r>
+        <w:t xml:space="preserve">(6 Agosto): € 7,00 + € 1,00 prev. = € 8,00</w:t>
+      </w:r>
+    </w:p>
+    <w:p>
+      <w:pPr>
+        <w:pStyle w:val="Compact"/>
+        <w:numPr>
+          <w:ilvl w:val="2"/>
+          <w:numId w:val="1015"/>
+        </w:numPr>
+      </w:pPr>
+      <w:r>
+        <w:t xml:space="preserve">Gli altri eventi della rassegna sono a</w:t>
+      </w:r>
+      <w:r>
+        <w:t xml:space="preserve"> </w:t>
+      </w:r>
+      <w:r>
+        <w:rPr>
+          <w:b/>
+          <w:bCs/>
+        </w:rPr>
+        <w:t xml:space="preserve">ingresso gratuito</w:t>
+      </w:r>
+      <w:r>
+        <w:t xml:space="preserve">.</w:t>
       </w:r>
     </w:p>
     <w:p>
@@ -2030,19 +2129,95 @@
           <w:b/>
           <w:bCs/>
         </w:rPr>
-        <w:t xml:space="preserve">Rimani Connesso (QR Code):</w:t>
-      </w:r>
-    </w:p>
-    <w:p>
-      <w:pPr>
-        <w:pStyle w:val="Compact"/>
-        <w:numPr>
-          <w:ilvl w:val="1"/>
-          <w:numId w:val="1015"/>
-        </w:numPr>
-      </w:pPr>
-      <w:r>
-        <w:t xml:space="preserve">Inquadra il QR Code per accedere al programma digitale aggiornato in tempo reale, ricevere notifiche in caso di maltempo e visualizzare la mappa dei parcheggi e dei servizi.</w:t>
+        <w:t xml:space="preserve">Contatti Comune di Venticano:</w:t>
+      </w:r>
+    </w:p>
+    <w:p>
+      <w:pPr>
+        <w:pStyle w:val="Compact"/>
+        <w:numPr>
+          <w:ilvl w:val="1"/>
+          <w:numId w:val="1016"/>
+        </w:numPr>
+      </w:pPr>
+      <w:r>
+        <w:rPr>
+          <w:b/>
+          <w:bCs/>
+        </w:rPr>
+        <w:t xml:space="preserve">Indirizzo:</w:t>
+      </w:r>
+      <w:r>
+        <w:t xml:space="preserve"> </w:t>
+      </w:r>
+      <w:r>
+        <w:t xml:space="preserve">Piazza Monumento ai Caduti, 1 – 83030 Venticano (AV)</w:t>
+      </w:r>
+    </w:p>
+    <w:p>
+      <w:pPr>
+        <w:pStyle w:val="Compact"/>
+        <w:numPr>
+          <w:ilvl w:val="1"/>
+          <w:numId w:val="1016"/>
+        </w:numPr>
+      </w:pPr>
+      <w:r>
+        <w:rPr>
+          <w:b/>
+          <w:bCs/>
+        </w:rPr>
+        <w:t xml:space="preserve">Sito Web:</w:t>
+      </w:r>
+      <w:r>
+        <w:t xml:space="preserve"> </w:t>
+      </w:r>
+      <w:r>
+        <w:t xml:space="preserve">[Link Sito Comune]</w:t>
+      </w:r>
+    </w:p>
+    <w:p>
+      <w:pPr>
+        <w:pStyle w:val="Compact"/>
+        <w:numPr>
+          <w:ilvl w:val="1"/>
+          <w:numId w:val="1016"/>
+        </w:numPr>
+      </w:pPr>
+      <w:r>
+        <w:rPr>
+          <w:b/>
+          <w:bCs/>
+        </w:rPr>
+        <w:t xml:space="preserve">E-mail:</w:t>
+      </w:r>
+      <w:r>
+        <w:t xml:space="preserve"> </w:t>
+      </w:r>
+      <w:r>
+        <w:t xml:space="preserve">[Indirizzo E-mail]</w:t>
+      </w:r>
+    </w:p>
+    <w:p>
+      <w:pPr>
+        <w:pStyle w:val="Compact"/>
+        <w:numPr>
+          <w:ilvl w:val="1"/>
+          <w:numId w:val="1016"/>
+        </w:numPr>
+      </w:pPr>
+      <w:r>
+        <w:rPr>
+          <w:b/>
+          <w:bCs/>
+        </w:rPr>
+        <w:t xml:space="preserve">Telefono:</w:t>
+      </w:r>
+      <w:r>
+        <w:t xml:space="preserve"> </w:t>
+      </w:r>
+      <w:r>
+        <w:t xml:space="preserve">[Numero Telefono]</w:t>
       </w:r>
     </w:p>
     <w:p>
@@ -2058,43 +2233,19 @@
           <w:b/>
           <w:bCs/>
         </w:rPr>
-        <w:t xml:space="preserve">Seguici sui Social:</w:t>
-      </w:r>
-    </w:p>
-    <w:p>
-      <w:pPr>
-        <w:pStyle w:val="Compact"/>
-        <w:numPr>
-          <w:ilvl w:val="1"/>
-          <w:numId w:val="1016"/>
-        </w:numPr>
-      </w:pPr>
-      <w:r>
-        <w:t xml:space="preserve">Facebook:</w:t>
-      </w:r>
-      <w:r>
-        <w:t xml:space="preserve"> </w:t>
-      </w:r>
-      <w:r>
-        <w:t xml:space="preserve">@ComuneVenticano</w:t>
-      </w:r>
-    </w:p>
-    <w:p>
-      <w:pPr>
-        <w:pStyle w:val="Compact"/>
-        <w:numPr>
-          <w:ilvl w:val="1"/>
-          <w:numId w:val="1016"/>
-        </w:numPr>
-      </w:pPr>
-      <w:r>
-        <w:t xml:space="preserve">Instagram:</w:t>
-      </w:r>
-      <w:r>
-        <w:t xml:space="preserve"> </w:t>
-      </w:r>
-      <w:r>
-        <w:t xml:space="preserve">@ViviAMOVenticano</w:t>
+        <w:t xml:space="preserve">Rimani Connesso (QR Code):</w:t>
+      </w:r>
+    </w:p>
+    <w:p>
+      <w:pPr>
+        <w:pStyle w:val="Compact"/>
+        <w:numPr>
+          <w:ilvl w:val="1"/>
+          <w:numId w:val="1017"/>
+        </w:numPr>
+      </w:pPr>
+      <w:r>
+        <w:t xml:space="preserve">Inquadra il QR Code per accedere al programma digitale aggiornato in tempo reale, ricevere notifiche in caso di maltempo e visualizzare la mappa dei parcheggi e dei servizi.</w:t>
       </w:r>
     </w:p>
     <w:p>
@@ -2110,6 +2261,58 @@
           <w:b/>
           <w:bCs/>
         </w:rPr>
+        <w:t xml:space="preserve">Seguici sui Social:</w:t>
+      </w:r>
+    </w:p>
+    <w:p>
+      <w:pPr>
+        <w:pStyle w:val="Compact"/>
+        <w:numPr>
+          <w:ilvl w:val="1"/>
+          <w:numId w:val="1018"/>
+        </w:numPr>
+      </w:pPr>
+      <w:r>
+        <w:t xml:space="preserve">Facebook:</w:t>
+      </w:r>
+      <w:r>
+        <w:t xml:space="preserve"> </w:t>
+      </w:r>
+      <w:r>
+        <w:t xml:space="preserve">@ComuneVenticano</w:t>
+      </w:r>
+    </w:p>
+    <w:p>
+      <w:pPr>
+        <w:pStyle w:val="Compact"/>
+        <w:numPr>
+          <w:ilvl w:val="1"/>
+          <w:numId w:val="1018"/>
+        </w:numPr>
+      </w:pPr>
+      <w:r>
+        <w:t xml:space="preserve">Instagram:</w:t>
+      </w:r>
+      <w:r>
+        <w:t xml:space="preserve"> </w:t>
+      </w:r>
+      <w:r>
+        <w:t xml:space="preserve">@ViviAMOVenticano</w:t>
+      </w:r>
+    </w:p>
+    <w:p>
+      <w:pPr>
+        <w:pStyle w:val="Compact"/>
+        <w:numPr>
+          <w:ilvl w:val="0"/>
+          <w:numId w:val="1013"/>
+        </w:numPr>
+      </w:pPr>
+      <w:r>
+        <w:rPr>
+          <w:b/>
+          <w:bCs/>
+        </w:rPr>
         <w:t xml:space="preserve">Fascia Sponsor e Patrocini (in basso):</w:t>
       </w:r>
     </w:p>
@@ -2118,7 +2321,7 @@
         <w:pStyle w:val="Compact"/>
         <w:numPr>
           <w:ilvl w:val="1"/>
-          <w:numId w:val="1017"/>
+          <w:numId w:val="1019"/>
         </w:numPr>
       </w:pPr>
       <w:r>
@@ -2393,6 +2596,12 @@
     <w:abstractNumId w:val="991"/>
   </w:num>
   <w:num w:numId="1017">
+    <w:abstractNumId w:val="991"/>
+  </w:num>
+  <w:num w:numId="1018">
+    <w:abstractNumId w:val="991"/>
+  </w:num>
+  <w:num w:numId="1019">
     <w:abstractNumId w:val="991"/>
   </w:num>
 </w:numbering>

--- a/viviamo-venticano-testi.docx
+++ b/viviamo-venticano-testi.docx
@@ -2053,11 +2053,17 @@
         <w:t xml:space="preserve"> </w:t>
       </w:r>
       <w:r>
-        <w:t xml:space="preserve">(6 Settembre) /</w:t>
-      </w:r>
-      <w:r>
-        <w:t xml:space="preserve"> </w:t>
-      </w:r>
+        <w:t xml:space="preserve">(6 Settembre): € 11,00 + € 1,00 prev. = € 12,00</w:t>
+      </w:r>
+    </w:p>
+    <w:p>
+      <w:pPr>
+        <w:pStyle w:val="Compact"/>
+        <w:numPr>
+          <w:ilvl w:val="2"/>
+          <w:numId w:val="1015"/>
+        </w:numPr>
+      </w:pPr>
       <w:r>
         <w:rPr>
           <w:b/>
@@ -2066,7 +2072,10 @@
         <w:t xml:space="preserve">Spettacolo del 26 Agosto</w:t>
       </w:r>
       <w:r>
-        <w:t xml:space="preserve">: € 11,00 + € 1,00 prev. = € 12,00</w:t>
+        <w:t xml:space="preserve"> </w:t>
+      </w:r>
+      <w:r>
+        <w:t xml:space="preserve">(in via di definizione): € 9,00 + € 1,00 prev. = € 10,00</w:t>
       </w:r>
     </w:p>
     <w:p>

--- a/viviamo-venticano-testi.docx
+++ b/viviamo-venticano-testi.docx
@@ -1473,13 +1473,40 @@
           <w:b/>
           <w:bCs/>
         </w:rPr>
-        <w:t xml:space="preserve">Serata di Teatro Amatoriale</w:t>
-      </w:r>
-      <w:r>
-        <w:t xml:space="preserve"> </w:t>
-      </w:r>
-      <w:r>
-        <w:t xml:space="preserve">– Spettacolo con le compagnie locali.</w:t>
+        <w:t xml:space="preserve">“Grisù Giuseppe e Maria”</w:t>
+      </w:r>
+      <w:r>
+        <w:t xml:space="preserve"> </w:t>
+      </w:r>
+      <w:r>
+        <w:t xml:space="preserve">– Commedia in due atti di Gianni Clementi, interpretata dalla</w:t>
+      </w:r>
+      <w:r>
+        <w:t xml:space="preserve"> </w:t>
+      </w:r>
+      <w:r>
+        <w:rPr>
+          <w:i/>
+          <w:iCs/>
+        </w:rPr>
+        <w:t xml:space="preserve">Compagnia Amatoriale</w:t>
+      </w:r>
+      <w:r>
+        <w:rPr>
+          <w:i/>
+          <w:iCs/>
+        </w:rPr>
+        <w:t xml:space="preserve"> </w:t>
+      </w:r>
+      <w:r>
+        <w:rPr>
+          <w:i/>
+          <w:iCs/>
+        </w:rPr>
+        <w:t xml:space="preserve">“ATTORI IN CORSO”</w:t>
+      </w:r>
+      <w:r>
+        <w:t xml:space="preserve">. Regia di Paola Francesca Prestopino.</w:t>
       </w:r>
     </w:p>
     <w:p>
